--- a/ove/public/docs/apply/ove75-tehpredlozhenie-draft.docx
+++ b/ove/public/docs/apply/ove75-tehpredlozhenie-draft.docx
@@ -8,7 +8,7 @@
           <w:color w:val="888888"/>
           <w:sz w:val="18"/>
         </w:rPr>
-        <w:t xml:space="preserve">ЧЕРНОВИК для внутреннего согласования · заполнить плейсхолдеры перед подачей</w:t>
+        <w:t xml:space="preserve">ЧЕРНОВИК для внутреннего согласования · заполнить плейсхолдеры перед подачей · ЭТУ СТРОКУ УДАЛИТЬ</w:t>
       </w:r>
     </w:p>
     <w:p>
@@ -46,7 +46,7 @@
         <w:rPr>
           <w:sz w:val="20"/>
         </w:rPr>
-        <w:t xml:space="preserve">Четыре лота Базового инжиниринга: Цех обжига (фильтрация концентрата, печь КС, газоочистка, тракт огарка и пыли), Участок медного и медно-никелевого купороса, Отделение электроэкстракции меди (180 ванн), Склад готовой продукции. Базис — новое строительство на свободной территории промплощадки (ТЗ v4.1, п.1.3). Состав и глубина результатов — по ТЗ v4.1: уровень FEED (предварительные P&amp;ID, line list ±20-30 %, предварительные нагрузки, бюджетные ТКП, ЦИМ стадии БИ).</w:t>
+        <w:t xml:space="preserve">Четыре лота Базового инжиниринга: Цех обжига (фильтрация концентрата, печь КС, газоочистка, тракт огарка и пыли), Участок медного и медно-никелевого купороса, Отделение электроэкстракции меди (180 ванн), Склад готовой продукции. Базис — новое строительство на свободной территории промплощадки (ТЗ v4.1, п.1.3). Состав и глубина результатов — по ТЗ v4.1: уровень FEED (предварительные P&amp;ID, line list ±20–30 %, предварительные нагрузки, бюджетные ТКП, ЦИМ стадии БИ).</w:t>
       </w:r>
     </w:p>
     <w:p>
@@ -66,7 +66,7 @@
         <w:rPr>
           <w:sz w:val="20"/>
         </w:rPr>
-        <w:t xml:space="preserve">К моменту подачи выполнены: построчный разбор ИД ч.1/ч.2; независимая расчётная модель (21 расчётный блок, 40 сверок с ИД: материальные и тепловые балансы всех переделов, электрохимия серии 180 ванн, гидродинамика кипящего слоя, точка росы газового тракта, статистический анализ устойчивости); компоновочная проработка нового корпуса электроэкстракции; черновики пояснительных записок по всем четырём лотам; реестр из 100+ выверенных вопросов к пакету (передан Заказчику); план сорсинга — 114 верифицированных изготовителей по 27 закупочным позициям с контактами для запуска ТКП-кампании в день старта.</w:t>
+        <w:t xml:space="preserve">К моменту подачи выполнены: построчный разбор ИД ч.1/ч.2; независимая расчётная модель (21 расчётный блок, 40 сверок с ИД: материальные и тепловые балансы всех переделов, электрохимия серии 180 ванн, гидродинамика кипящего слоя, точка росы газового тракта, статистический анализ устойчивости); компоновочная проработка нового корпуса электроэкстракции; черновики пояснительных записок по всем четырём лотам; реестр из 100+ уточняющих вопросов к пакету исходных данных (передан Заказчику); план сорсинга — 114 верифицированных изготовителей по 27 закупочным позициям с контактами для запуска ТКП-кампании в день старта.</w:t>
       </w:r>
     </w:p>
     <w:p>
@@ -106,7 +106,15 @@
         <w:rPr>
           <w:sz w:val="20"/>
         </w:rPr>
-        <w:t xml:space="preserve">Этап 1 — 3 месяца с начала работ: предварительный отчёт БИ (пояснительные записки, PFD, компоновочные решения, спецификации оборудования, опросные листы, исходные требования на длинноцикловое оборудование). Этап 2 — 3 месяца после завершения Этапа 1: итоговый отчёт (предварительные P&amp;ID, нагрузки, электрочасть, line list, критичные КИПиА, схема КТС АСУ, тепловыделения/вредности, стоимостной блок). Общий срок — не более 6 месяцев. Приоритет — разделы для расчёта смет и бюджетирования оборудования.</w:t>
+        <w:t xml:space="preserve">Предлагаем зафиксировать следующую этапность. Этап 1 — 3 месяца с начала работ: предварительный отчёт БИ (пояснительные записки, PFD, компоновочные решения, спецификации оборудования, опросные листы, исходные требования на длинноцикловое оборудование). Этап 2 — ещё 3 месяца после завершения Этапа 1: итоговый отчёт (предварительные P&amp;ID, нагрузки, электрочасть, line list, критичные КИПиА, схема КТС АСУ, тепловыделения/вредности, стоимостной блок). Общий срок — не более 6 месяцев. Приоритет — разделы для расчёта смет и бюджетирования оборудования.</w:t>
+      </w:r>
+    </w:p>
+    <w:p>
+      <w:r>
+        <w:rPr>
+          <w:sz w:val="20"/>
+        </w:rPr>
+        <w:t xml:space="preserve">Укрупнённый календарный план работ по этапам — [приложение к техническому предложению].</w:t>
       </w:r>
     </w:p>
     <w:p>
@@ -126,7 +134,15 @@
         <w:rPr>
           <w:sz w:val="20"/>
         </w:rPr>
-        <w:t xml:space="preserve">По каждому лоту — отчёт БИ в составе требований ТЗ v4.1: пояснительная записка (общие сведения, сырьё и продукция, техпроцесс по операциям, балансы, расходы ресурсов, перечень оборудования, подключения к сетям), графическая часть (PFD, предварительные P&amp;ID, компоновки с привязкой к осям, планы предварительных нагрузок и фундаментов, требования к монтажу, спецификации и опросные листы, однолинейные схемы и предварительный перечень электрооборудования, line list ±20-30 %, схема КТС АСУ), стоимость поставки (бюджетные ТКП по основному оборудованию, бюджетная оценка комплектной поставки), ЦИМ стадии БИ по Прил.1 LOD/LOI с выгрузкой IFC раз в 4 недели.</w:t>
+        <w:t xml:space="preserve">По каждому лоту — отчёт БИ в составе требований ТЗ v4.1: пояснительная записка (общие сведения, сырьё и продукция, техпроцесс по операциям, балансы, расходы ресурсов, перечень оборудования, подключения к сетям), графическая часть (PFD, предварительные P&amp;ID, компоновки с привязкой к осям, планы предварительных нагрузок и фундаментов, требования к монтажу, спецификации и опросные листы, однолинейные схемы и предварительный перечень электрооборудования, line list ±20–30 %, схема КТС АСУ), стоимость поставки (бюджетные ТКП по основному оборудованию, бюджетная оценка комплектной поставки), ЦИМ стадии БИ по Прил.1 LOD/LOI с выгрузкой IFC раз в 4 недели.</w:t>
+      </w:r>
+    </w:p>
+    <w:p>
+      <w:r>
+        <w:rPr>
+          <w:sz w:val="20"/>
+        </w:rPr>
+        <w:t xml:space="preserve">Соответствие ТЗ. Предлагаемые решения соответствуют требованиям ТЗ v4.1 в полном объёме, без отступлений; по запросу организатора предоставляется постатейная таблица соответствия.</w:t>
       </w:r>
     </w:p>
     <w:p>
@@ -146,7 +162,27 @@
         <w:rPr>
           <w:sz w:val="20"/>
         </w:rPr>
-        <w:t xml:space="preserve">Выпуск по нормам РФ с нормоконтролем; независимая расчётная верификация каждого гарантийного показателя; предложение по гарантийной рамке (гарантии удельных и качественных показателей при заданном питании; производительность — при обеспеченном сырьевом балансе) — передаётся с расчётной запиской. Условие старта Этапа 1 — выдача Заказчиком «варианта размещения» (генплана) и ТУ на подключение.</w:t>
+        <w:t xml:space="preserve">Выпуск по нормам РФ с нормоконтролем; независимая расчётная верификация каждого гарантийного показателя; предложение по гарантийной рамке (гарантии удельных и качественных показателей при заданном питании; производительность — при обеспеченном сырьевом балансе) — передаётся с расчётной запиской. Начало Этапа 1 предлагаем исчислять с даты выдачи Заказчиком «варианта размещения» (генплана) и ТУ на подключение — эти материалы учтены в графике с первого дня работ.</w:t>
+      </w:r>
+    </w:p>
+    <w:p>
+      <w:pPr>
+        <w:pStyle w:val="Heading2"/>
+      </w:pPr>
+      <w:r>
+        <w:rPr>
+          <w:b/>
+          <w:sz w:val="25"/>
+        </w:rPr>
+        <w:t xml:space="preserve">7. Взаимодействие с Заказчиком</w:t>
+      </w:r>
+    </w:p>
+    <w:p>
+      <w:r>
+        <w:rPr>
+          <w:sz w:val="20"/>
+        </w:rPr>
+        <w:t xml:space="preserve">Назначенный руководитель проекта — единая точка ответственности со стороны Исполнителя; еженедельные статус-совещания; ежемесячный отчёт о ходе работ; выгрузка ЦИМ в формате IFC раз в 4 недели; единый реестр вопросов и ответов по проекту.</w:t>
       </w:r>
     </w:p>
     <w:sectPr>

--- a/ove/public/docs/apply/ove75-tehpredlozhenie-draft.docx
+++ b/ove/public/docs/apply/ove75-tehpredlozhenie-draft.docx
@@ -60,7 +60,7 @@
           <w:color w:val="595959"/>
           <w:sz w:val="20"/>
         </w:rPr>
-        <w:t xml:space="preserve">АО «Кольская ГМК» · комплекс 75 000 т катодной меди в год · Лоты №1–№4 · 27.08.2026</w:t>
+        <w:t xml:space="preserve">АО «Кольская ГМК» · комплекс 75 000 т катодной меди в год · Лоты №1–№4 · 28.08.2026</w:t>
       </w:r>
     </w:p>
     <w:p>

--- a/ove/public/docs/apply/ove75-tehpredlozhenie-draft.docx
+++ b/ove/public/docs/apply/ove75-tehpredlozhenie-draft.docx
@@ -60,7 +60,7 @@
           <w:color w:val="595959"/>
           <w:sz w:val="20"/>
         </w:rPr>
-        <w:t xml:space="preserve">АО «Кольская ГМК» · комплекс 75 000 т катодной меди в год · Лоты №1–№4 · 28.08.2026</w:t>
+        <w:t xml:space="preserve">АО «Кольская ГМК» · комплекс 75 000 т катодной меди в год · Лоты №1–№4 · 01.09.2026</w:t>
       </w:r>
     </w:p>
     <w:p>

--- a/ove/public/docs/apply/ove75-tehpredlozhenie-draft.docx
+++ b/ove/public/docs/apply/ove75-tehpredlozhenie-draft.docx
@@ -60,7 +60,7 @@
           <w:color w:val="595959"/>
           <w:sz w:val="20"/>
         </w:rPr>
-        <w:t xml:space="preserve">АО «Кольская ГМК» · комплекс 75 000 т катодной меди в год · Лоты №1–№4 · 01.09.2026</w:t>
+        <w:t xml:space="preserve">АО «Кольская ГМК» · комплекс 75 000 т катодной меди в год · Лоты №1–№4 · 02.09.2026</w:t>
       </w:r>
     </w:p>
     <w:p>
